--- a/templates/G3-010.docx
+++ b/templates/G3-010.docx
@@ -512,15 +512,15 @@
           <w:szCs w:val="20"/>
           <w:u w:val="single"/>
         </w:rPr>
-        <w:t xml:space="preserve">                                                                                                 </w:t>
-      </w:r>
-      <w:r>
-        <w:rPr>
-          <w:rFonts w:ascii="Arial" w:hAnsi="Arial" w:cs="Arial"/>
-          <w:sz w:val="20"/>
-          <w:szCs w:val="20"/>
-        </w:rPr>
-        <w:t>, an alleged incapacitated person, but a guardian has not been appointed.</w:t>
+        <w:t xml:space="preserve">{aip_name}</w:t>
+      </w:r>
+      <w:r>
+        <w:rPr>
+          <w:rFonts w:ascii="Arial" w:hAnsi="Arial" w:cs="Arial"/>
+          <w:sz w:val="20"/>
+          <w:szCs w:val="20"/>
+        </w:rPr>
+        <w:t xml:space="preserve">, an alleged incapacitated person, but a guardian has not been appointed.</w:t>
       </w:r>
     </w:p>
     <w:p>
@@ -633,6 +633,14 @@
           <w:noEndnote/>
         </w:sectPr>
       </w:pPr>
+      <w:r>
+        <w:rPr>
+          <w:rFonts w:ascii="Arial" w:hAnsi="Arial" w:cs="Arial"/>
+          <w:sz w:val="20"/>
+          <w:szCs w:val="20"/>
+        </w:rPr>
+        <w:t xml:space="preserve">{imminent_danger_reason}</w:t>
+      </w:r>
     </w:p>
     <w:p>
       <w:pPr>
@@ -895,10 +903,7 @@
           <w:tab w:val="left" w:pos="1440"/>
           <w:tab w:val="left" w:pos="2160"/>
           <w:tab w:val="left" w:pos="2880"/>
-          <w:tab w:val="left" w:pos="3600"/>
-          <w:tab w:val="left" w:pos="4320"/>
-          <w:tab w:val="left" w:pos="5040"/>
-          <w:tab w:val="left" w:pos="5760"/>
+          <w:tab w:val="right" w:pos="9360"/>
         </w:tabs>
         <w:spacing w:line="360" w:lineRule="auto"/>
         <w:jc w:val="both"/>
@@ -908,106 +913,46 @@
           <w:szCs w:val="20"/>
         </w:rPr>
       </w:pPr>
-    </w:p>
-    <w:p>
-      <w:pPr>
-        <w:widowControl/>
-        <w:tabs>
-          <w:tab w:val="left" w:pos="-1440"/>
-          <w:tab w:val="left" w:pos="-720"/>
-          <w:tab w:val="left" w:pos="0"/>
-          <w:tab w:val="left" w:pos="720"/>
-          <w:tab w:val="left" w:pos="1440"/>
-          <w:tab w:val="left" w:pos="2160"/>
-          <w:tab w:val="left" w:pos="2880"/>
-          <w:tab w:val="left" w:pos="3600"/>
-          <w:tab w:val="left" w:pos="4320"/>
-          <w:tab w:val="left" w:pos="5040"/>
-          <w:tab w:val="left" w:pos="5760"/>
-        </w:tabs>
-        <w:spacing w:line="360" w:lineRule="auto"/>
-        <w:jc w:val="both"/>
-        <w:rPr>
-          <w:rFonts w:ascii="Arial" w:hAnsi="Arial" w:cs="Arial"/>
-          <w:sz w:val="20"/>
-          <w:szCs w:val="20"/>
-        </w:rPr>
-      </w:pPr>
-    </w:p>
-    <w:p>
-      <w:pPr>
-        <w:widowControl/>
-        <w:tabs>
-          <w:tab w:val="left" w:pos="-1440"/>
-          <w:tab w:val="left" w:pos="-720"/>
-          <w:tab w:val="left" w:pos="0"/>
-          <w:tab w:val="left" w:pos="720"/>
-          <w:tab w:val="left" w:pos="1440"/>
-          <w:tab w:val="left" w:pos="2160"/>
-          <w:tab w:val="left" w:pos="2880"/>
-          <w:tab w:val="left" w:pos="3600"/>
-          <w:tab w:val="left" w:pos="4320"/>
-          <w:tab w:val="left" w:pos="5040"/>
-          <w:tab w:val="left" w:pos="5760"/>
-        </w:tabs>
-        <w:spacing w:line="360" w:lineRule="auto"/>
-        <w:jc w:val="both"/>
-        <w:rPr>
-          <w:rFonts w:ascii="Arial" w:hAnsi="Arial" w:cs="Arial"/>
-          <w:sz w:val="20"/>
-          <w:szCs w:val="20"/>
-        </w:rPr>
-      </w:pPr>
-    </w:p>
-    <w:p>
-      <w:pPr>
-        <w:widowControl/>
-        <w:tabs>
-          <w:tab w:val="left" w:pos="-1440"/>
-          <w:tab w:val="left" w:pos="-720"/>
-          <w:tab w:val="left" w:pos="0"/>
-          <w:tab w:val="left" w:pos="720"/>
-          <w:tab w:val="left" w:pos="1440"/>
-          <w:tab w:val="left" w:pos="2160"/>
-          <w:tab w:val="left" w:pos="2880"/>
-          <w:tab w:val="left" w:pos="3600"/>
-          <w:tab w:val="left" w:pos="4320"/>
-          <w:tab w:val="left" w:pos="5040"/>
-          <w:tab w:val="left" w:pos="5760"/>
-        </w:tabs>
-        <w:spacing w:line="360" w:lineRule="auto"/>
-        <w:jc w:val="both"/>
-        <w:rPr>
-          <w:rFonts w:ascii="Arial" w:hAnsi="Arial" w:cs="Arial"/>
-          <w:sz w:val="20"/>
-          <w:szCs w:val="20"/>
-        </w:rPr>
-      </w:pPr>
-    </w:p>
-    <w:p>
-      <w:pPr>
-        <w:widowControl/>
-        <w:tabs>
-          <w:tab w:val="left" w:pos="-1440"/>
-          <w:tab w:val="left" w:pos="-720"/>
-          <w:tab w:val="left" w:pos="0"/>
-          <w:tab w:val="left" w:pos="720"/>
-          <w:tab w:val="left" w:pos="1440"/>
-          <w:tab w:val="left" w:pos="2160"/>
-          <w:tab w:val="left" w:pos="2880"/>
-          <w:tab w:val="left" w:pos="3600"/>
-          <w:tab w:val="left" w:pos="4320"/>
-          <w:tab w:val="left" w:pos="5040"/>
-          <w:tab w:val="left" w:pos="5760"/>
-        </w:tabs>
-        <w:spacing w:line="360" w:lineRule="auto"/>
-        <w:jc w:val="both"/>
-        <w:rPr>
-          <w:rFonts w:ascii="Arial" w:hAnsi="Arial" w:cs="Arial"/>
-          <w:sz w:val="20"/>
-          <w:szCs w:val="20"/>
-        </w:rPr>
-      </w:pPr>
+      <w:r>
+        <w:rPr>
+          <w:rFonts w:ascii="Arial" w:hAnsi="Arial" w:cs="Arial"/>
+          <w:sz w:val="20"/>
+          <w:szCs w:val="20"/>
+        </w:rPr>
+        <w:t xml:space="preserve">{#next_of_kin}{name}</w:t>
+      </w:r>
+      <w:r>
+        <w:rPr>
+          <w:rFonts w:ascii="Arial" w:hAnsi="Arial" w:cs="Arial"/>
+          <w:sz w:val="20"/>
+          <w:szCs w:val="20"/>
+        </w:rPr>
+        <w:tab/>
+      </w:r>
+      <w:r>
+        <w:rPr>
+          <w:rFonts w:ascii="Arial" w:hAnsi="Arial" w:cs="Arial"/>
+          <w:sz w:val="20"/>
+          <w:szCs w:val="20"/>
+        </w:rPr>
+        <w:t xml:space="preserve">{address}</w:t>
+      </w:r>
+      <w:r>
+        <w:rPr>
+          <w:rFonts w:ascii="Arial" w:hAnsi="Arial" w:cs="Arial"/>
+          <w:sz w:val="20"/>
+          <w:szCs w:val="20"/>
+        </w:rPr>
+        <w:tab/>
+      </w:r>
+      <w:r>
+        <w:rPr>
+          <w:rFonts w:ascii="Arial" w:hAnsi="Arial" w:cs="Arial"/>
+          <w:sz w:val="20"/>
+          <w:szCs w:val="20"/>
+        </w:rPr>
+        <w:t xml:space="preserve">{relationship}{/next_of_kin}</w:t>
+      </w:r>
     </w:p>
     <w:p>
       <w:pPr>
@@ -1337,54 +1282,6 @@
         <w:tab/>
         <w:t>The proposed emergency temporary guardian should be appointed because:</w:t>
       </w:r>
-    </w:p>
-    <w:p>
-      <w:pPr>
-        <w:widowControl/>
-        <w:tabs>
-          <w:tab w:val="left" w:pos="-1440"/>
-          <w:tab w:val="left" w:pos="-720"/>
-          <w:tab w:val="left" w:pos="0"/>
-          <w:tab w:val="left" w:pos="720"/>
-          <w:tab w:val="left" w:pos="1440"/>
-          <w:tab w:val="left" w:pos="2160"/>
-          <w:tab w:val="left" w:pos="2880"/>
-          <w:tab w:val="left" w:pos="3600"/>
-          <w:tab w:val="left" w:pos="4320"/>
-          <w:tab w:val="left" w:pos="5040"/>
-          <w:tab w:val="left" w:pos="5760"/>
-        </w:tabs>
-        <w:jc w:val="both"/>
-        <w:rPr>
-          <w:rFonts w:ascii="Arial" w:hAnsi="Arial" w:cs="Arial"/>
-          <w:sz w:val="20"/>
-          <w:szCs w:val="20"/>
-        </w:rPr>
-      </w:pPr>
-    </w:p>
-    <w:p>
-      <w:pPr>
-        <w:widowControl/>
-        <w:tabs>
-          <w:tab w:val="left" w:pos="-1440"/>
-          <w:tab w:val="left" w:pos="-720"/>
-          <w:tab w:val="left" w:pos="0"/>
-          <w:tab w:val="left" w:pos="720"/>
-          <w:tab w:val="left" w:pos="1440"/>
-          <w:tab w:val="left" w:pos="2160"/>
-          <w:tab w:val="left" w:pos="2880"/>
-          <w:tab w:val="left" w:pos="3600"/>
-          <w:tab w:val="left" w:pos="4320"/>
-          <w:tab w:val="left" w:pos="5040"/>
-          <w:tab w:val="left" w:pos="5760"/>
-        </w:tabs>
-        <w:jc w:val="both"/>
-        <w:rPr>
-          <w:rFonts w:ascii="Arial" w:hAnsi="Arial" w:cs="Arial"/>
-          <w:sz w:val="20"/>
-          <w:szCs w:val="20"/>
-        </w:rPr>
-      </w:pPr>
     </w:p>
     <w:p>
       <w:pPr>
@@ -1415,6 +1312,14 @@
           <w:noEndnote/>
         </w:sectPr>
       </w:pPr>
+      <w:r>
+        <w:rPr>
+          <w:rFonts w:ascii="Arial" w:hAnsi="Arial" w:cs="Arial"/>
+          <w:sz w:val="20"/>
+          <w:szCs w:val="20"/>
+        </w:rPr>
+        <w:t xml:space="preserve">{appointment_reason}</w:t>
+      </w:r>
     </w:p>
     <w:p>
       <w:pPr>
@@ -1475,31 +1380,14 @@
           <w:szCs w:val="20"/>
         </w:rPr>
       </w:pPr>
-    </w:p>
-    <w:p>
-      <w:pPr>
-        <w:widowControl/>
-        <w:tabs>
-          <w:tab w:val="left" w:pos="-1440"/>
-          <w:tab w:val="left" w:pos="-720"/>
-          <w:tab w:val="left" w:pos="0"/>
-          <w:tab w:val="left" w:pos="720"/>
-          <w:tab w:val="left" w:pos="1440"/>
-          <w:tab w:val="left" w:pos="2160"/>
-          <w:tab w:val="left" w:pos="2880"/>
-          <w:tab w:val="left" w:pos="3600"/>
-          <w:tab w:val="left" w:pos="4320"/>
-          <w:tab w:val="left" w:pos="5040"/>
-          <w:tab w:val="left" w:pos="5760"/>
-        </w:tabs>
-        <w:spacing w:line="480" w:lineRule="auto"/>
-        <w:jc w:val="both"/>
-        <w:rPr>
-          <w:rFonts w:ascii="Arial" w:hAnsi="Arial" w:cs="Arial"/>
-          <w:sz w:val="20"/>
-          <w:szCs w:val="20"/>
-        </w:rPr>
-      </w:pPr>
+      <w:r>
+        <w:rPr>
+          <w:rFonts w:ascii="Arial" w:hAnsi="Arial" w:cs="Arial"/>
+          <w:sz w:val="20"/>
+          <w:szCs w:val="20"/>
+        </w:rPr>
+        <w:t xml:space="preserve">{property_nature_value}</w:t>
+      </w:r>
     </w:p>
     <w:p>
       <w:pPr>
@@ -2082,11 +1970,8 @@
           <w:rFonts w:ascii="Arial" w:hAnsi="Arial" w:cs="Arial"/>
           <w:sz w:val="20"/>
           <w:szCs w:val="20"/>
-          <w:u w:val="single"/>
-        </w:rPr>
-        <w:t>_</w:t>
-        <w:tab/>
-        <w:t xml:space="preserve">                                   </w:t>
+        </w:rPr>
+        <w:t xml:space="preserve">{attorney_email}</w:t>
       </w:r>
     </w:p>
     <w:p>
@@ -2341,17 +2226,7 @@
           <w:sz w:val="20"/>
           <w:szCs w:val="20"/>
         </w:rPr>
-        <w:t xml:space="preserve">Telephone:  </w:t>
-      </w:r>
-      <w:r>
-        <w:rPr>
-          <w:rFonts w:ascii="Arial" w:hAnsi="Arial" w:cs="Arial"/>
-          <w:sz w:val="20"/>
-          <w:szCs w:val="20"/>
-          <w:u w:val="single"/>
-        </w:rPr>
-        <w:tab/>
-        <w:t xml:space="preserve">                            </w:t>
+        <w:t xml:space="preserve">Telephone:  {attorney_phone}</w:t>
       </w:r>
     </w:p>
     <w:p>

--- a/templates/G3-010.docx
+++ b/templates/G3-010.docx
@@ -324,7 +324,7 @@
           <w:i w:val="0"/>
           <w:sz w:val="24"/>
         </w:rPr>
-        <w:t>{aip_name} is an alleged incapacitated person whose date of birth is {aip_dob_month} {aip_dob_day}, {aip_dob_year}, and who is {aip_age} years of age.  The residence of the alleged incapacitated person is {aip_residence}, and the post office address of the alleged incapacitated person is {aip_address}.</w:t>
+        <w:t>{aip_name} is an alleged incapacitated person whose date of birth is {aip_dob}, and who is {aip_age} years of age.  The residence of the alleged incapacitated person is {aip_residence}, and the post office address of the alleged incapacitated person is {aip_address}.</w:t>
       </w:r>
     </w:p>
     <w:p>
@@ -781,7 +781,7 @@
           <w:i w:val="0"/>
           <w:sz w:val="24"/>
         </w:rPr>
-        <w:t>Signed on this _____ day of {signing_month} {signing_year}.</w:t>
+        <w:t>Signed on this _____ day of __________, 20___.</w:t>
       </w:r>
     </w:p>
     <w:p>

--- a/templates/G3-010.docx
+++ b/templates/G3-010.docx
@@ -324,7 +324,7 @@
           <w:i w:val="0"/>
           <w:sz w:val="24"/>
         </w:rPr>
-        <w:t>{aip_name} is an alleged incapacitated person whose date of birth is {aip_dob}, and who is {aip_age} years of age.  The residence of the alleged incapacitated person is {aip_residence}, and the post office address of the alleged incapacitated person is {aip_address}.</w:t>
+        <w:t>{aip_name} is an alleged incapacitated person whose date of birth is {aip_dob}, and who is {aip_age} years of age, whose address is {aip_address}.</w:t>
       </w:r>
     </w:p>
     <w:p>
@@ -523,7 +523,7 @@
           <w:i w:val="0"/>
           <w:sz w:val="24"/>
         </w:rPr>
-        <w:t>The proposed emergency temporary guardian, {proposed_guardian_name}, whose residence is {proposed_guardian_residence}, and whose post office address is {proposed_guardian_address}, is sui juris and otherwise qualified under the laws of Florida to act as guardian of the alleged incapacitated person.{#is_professional_guardian} The proposed guardian is a professional guardian and has complied with the registration requirements of Florida Statutes section 744.2002.{/is_professional_guardian}</w:t>
+        <w:t>The proposed emergency temporary guardian, {proposed_guardian_name}, whose address is {proposed_guardian_address}, is sui juris and otherwise qualified under the laws of Florida to act as guardian of the alleged incapacitated person.{#is_professional_guardian} The proposed guardian is a professional guardian and has complied with the registration requirements of Florida Statutes section 744.2002.{/is_professional_guardian}</w:t>
       </w:r>
     </w:p>
     <w:p>

--- a/templates/G3-010.docx
+++ b/templates/G3-010.docx
@@ -10,11 +10,11 @@
       <w:r>
         <w:rPr>
           <w:rFonts w:ascii="Times New Roman" w:hAnsi="Times New Roman" w:cs="Times New Roman"/>
-          <w:b w:val="0"/>
+          <w:b/>
           <w:i w:val="0"/>
           <w:sz w:val="24"/>
         </w:rPr>
-        <w:t>IN THE CIRCUIT COURT FOR {county} COUNTY, FLORIDA</w:t>
+        <w:t>IN THE CIRCUIT COURT FOR {county_caption} COUNTY, FLORIDA</w:t>
       </w:r>
     </w:p>
     <w:tbl>
@@ -48,7 +48,7 @@
             <w:r>
               <w:rPr>
                 <w:rFonts w:ascii="Times New Roman" w:hAnsi="Times New Roman" w:cs="Times New Roman"/>
-                <w:b w:val="0"/>
+                <w:b/>
                 <w:i w:val="0"/>
                 <w:sz w:val="24"/>
               </w:rPr>
@@ -68,7 +68,7 @@
             <w:r>
               <w:rPr>
                 <w:rFonts w:ascii="Times New Roman" w:hAnsi="Times New Roman" w:cs="Times New Roman"/>
-                <w:b w:val="0"/>
+                <w:b/>
                 <w:i w:val="0"/>
                 <w:sz w:val="24"/>
               </w:rPr>
@@ -90,7 +90,7 @@
             <w:r>
               <w:rPr>
                 <w:rFonts w:ascii="Times New Roman" w:hAnsi="Times New Roman" w:cs="Times New Roman"/>
-                <w:b w:val="0"/>
+                <w:b/>
                 <w:i w:val="0"/>
                 <w:sz w:val="24"/>
               </w:rPr>
@@ -123,7 +123,7 @@
             <w:r>
               <w:rPr>
                 <w:rFonts w:ascii="Times New Roman" w:hAnsi="Times New Roman" w:cs="Times New Roman"/>
-                <w:b w:val="0"/>
+                <w:b/>
                 <w:i w:val="0"/>
                 <w:sz w:val="24"/>
               </w:rPr>
@@ -143,7 +143,7 @@
             <w:r>
               <w:rPr>
                 <w:rFonts w:ascii="Times New Roman" w:hAnsi="Times New Roman" w:cs="Times New Roman"/>
-                <w:b w:val="0"/>
+                <w:b/>
                 <w:i w:val="0"/>
                 <w:sz w:val="24"/>
               </w:rPr>
@@ -176,7 +176,7 @@
             <w:r>
               <w:rPr>
                 <w:rFonts w:ascii="Times New Roman" w:hAnsi="Times New Roman" w:cs="Times New Roman"/>
-                <w:b w:val="0"/>
+                <w:b/>
                 <w:i w:val="0"/>
                 <w:sz w:val="24"/>
               </w:rPr>

--- a/templates/G3-010.docx
+++ b/templates/G3-010.docx
@@ -765,7 +765,23 @@
           <w:i w:val="0"/>
           <w:sz w:val="24"/>
         </w:rPr>
-        <w:t>{#county_is_broward}The undersigned hereby certifies that generative artificial intelligence was used to prepare this Petition for Appointment of Emergency Temporary Guardian. The undersigned has independently verified the accuracy of every citation to the law and/or the record, and the accuracy of any language drafted by generative artificial intelligence, including quotations, citations, paraphrased assertions, facts, and legal analysis.{/county_is_broward}</w:t>
+        <w:t>{#used_ai}{#county_is_broward}The undersigned hereby certifies that generative artificial intelligence was used to prepare this Petition for Appointment of Emergency Temporary Guardian. The undersigned has independently verified the accuracy of every citation to the law and/or the record, and the accuracy of any language drafted by generative artificial intelligence, including quotations, citations, paraphrased assertions, facts, and legal analysis.{/county_is_broward}{/used_ai}</w:t>
+      </w:r>
+    </w:p>
+    <w:p>
+      <w:pPr>
+        <w:spacing w:before="120" w:after="360"/>
+        <w:ind w:firstLine="720"/>
+        <w:jc w:val="left"/>
+      </w:pPr>
+      <w:r>
+        <w:rPr>
+          <w:rFonts w:ascii="Times New Roman" w:hAnsi="Times New Roman" w:cs="Times New Roman"/>
+          <w:b w:val="0"/>
+          <w:i w:val="0"/>
+          <w:sz w:val="24"/>
+        </w:rPr>
+        <w:t>{#used_ai}{#county_is_miami_dade}Generative artificial intelligence was used in the preparation of this filing. The undersigned certifies that all factual assertions, legal authority, and citations have been independently reviewed and verified for accuracy and accepts full responsibility for the contents of this filing.{/county_is_miami_dade}{/used_ai}</w:t>
       </w:r>
     </w:p>
     <w:p>
